--- a/_site/pt/nivel/basico/jsplotly/livrosVivos/EM/Quim/_book/Química---JSPlotly.docx
+++ b/_site/pt/nivel/basico/jsplotly/livrosVivos/EM/Quim/_book/Química---JSPlotly.docx
@@ -36,7 +36,7 @@
         </w:p>
       </w:sdtContent>
     </w:sdt>
-    <w:bookmarkStart w:id="21" w:name="introdução"/>
+    <w:bookmarkStart w:id="22" w:name="introdução"/>
     <w:p>
       <w:pPr>
         <w:pStyle w:val="Heading1"/>
@@ -166,7 +166,7 @@
         <w:t xml:space="preserve">mundo real</w:t>
       </w:r>
       <w:r>
-        <w:t xml:space="preserve">, no intuito de convergir para maior absorção e melhor apropriação para cada tema abordado no texto. Anotações de</w:t>
+        <w:t xml:space="preserve">, no intuito de convergir para maior absorção e melhor apropriação para cada tema abordado no texto. Rabiscos de</w:t>
       </w:r>
       <w:r>
         <w:t xml:space="preserve"> </w:t>
@@ -299,6 +299,144 @@
         <w:t xml:space="preserve">buscando visualizar um outro panorama interativo como produto final. Em suma, um ciclo virtuoso de leitura, visualização interativa e interferência direta na exploração de conteúdos.</w:t>
       </w:r>
     </w:p>
+    <w:bookmarkStart w:id="21" w:name="estrutura"/>
+    <w:p>
+      <w:pPr>
+        <w:pStyle w:val="Heading3"/>
+      </w:pPr>
+      <w:r>
+        <w:t xml:space="preserve">Estrutura</w:t>
+      </w:r>
+    </w:p>
+    <w:p>
+      <w:pPr>
+        <w:pStyle w:val="FirstParagraph"/>
+      </w:pPr>
+      <w:r>
+        <w:t xml:space="preserve">O</w:t>
+      </w:r>
+      <w:r>
+        <w:t xml:space="preserve"> </w:t>
+      </w:r>
+      <w:r>
+        <w:rPr>
+          <w:rStyle w:val="VerbatimChar"/>
+        </w:rPr>
+        <w:t xml:space="preserve">"livro vivo"</w:t>
+      </w:r>
+      <w:r>
+        <w:t xml:space="preserve"> </w:t>
+      </w:r>
+      <w:r>
+        <w:t xml:space="preserve">foi também pensado para apresentar uma estrutura arbórea, com símbolos iconificados ao início de cada seção. Assim, o</w:t>
+      </w:r>
+      <w:r>
+        <w:t xml:space="preserve"> </w:t>
+      </w:r>
+      <w:r>
+        <w:rPr>
+          <w:rStyle w:val="VerbatimChar"/>
+        </w:rPr>
+        <w:t xml:space="preserve">tronco</w:t>
+      </w:r>
+      <w:r>
+        <w:t xml:space="preserve"> </w:t>
+      </w:r>
+      <w:r>
+        <w:t xml:space="preserve">representa o tema principal da área, os</w:t>
+      </w:r>
+      <w:r>
+        <w:t xml:space="preserve"> </w:t>
+      </w:r>
+      <w:r>
+        <w:rPr>
+          <w:rStyle w:val="VerbatimChar"/>
+        </w:rPr>
+        <w:t xml:space="preserve">ramos</w:t>
+      </w:r>
+      <w:r>
+        <w:t xml:space="preserve"> </w:t>
+      </w:r>
+      <w:r>
+        <w:t xml:space="preserve">situações-problema levantadas ao início de cada capítulo, as</w:t>
+      </w:r>
+      <w:r>
+        <w:t xml:space="preserve"> </w:t>
+      </w:r>
+      <w:r>
+        <w:rPr>
+          <w:rStyle w:val="VerbatimChar"/>
+        </w:rPr>
+        <w:t xml:space="preserve">folhas</w:t>
+      </w:r>
+      <w:r>
+        <w:t xml:space="preserve"> </w:t>
+      </w:r>
+      <w:r>
+        <w:t xml:space="preserve">as indagações revestidas da teoria e uso de aplicações JSPlotly, as</w:t>
+      </w:r>
+      <w:r>
+        <w:t xml:space="preserve"> </w:t>
+      </w:r>
+      <w:r>
+        <w:rPr>
+          <w:rStyle w:val="VerbatimChar"/>
+        </w:rPr>
+        <w:t xml:space="preserve">flores</w:t>
+      </w:r>
+      <w:r>
+        <w:t xml:space="preserve"> </w:t>
+      </w:r>
+      <w:r>
+        <w:t xml:space="preserve">os questionamentos testáveis ou não com os aplicativos, os</w:t>
+      </w:r>
+      <w:r>
+        <w:t xml:space="preserve"> </w:t>
+      </w:r>
+      <w:r>
+        <w:rPr>
+          <w:rStyle w:val="VerbatimChar"/>
+        </w:rPr>
+        <w:t xml:space="preserve">frutos</w:t>
+      </w:r>
+      <w:r>
+        <w:t xml:space="preserve"> </w:t>
+      </w:r>
+      <w:r>
+        <w:t xml:space="preserve">as várias possibilidade de aplicação para os mesmos conceitos do capítulo e as</w:t>
+      </w:r>
+      <w:r>
+        <w:t xml:space="preserve"> </w:t>
+      </w:r>
+      <w:r>
+        <w:rPr>
+          <w:rStyle w:val="VerbatimChar"/>
+        </w:rPr>
+        <w:t xml:space="preserve">sementes</w:t>
+      </w:r>
+      <w:r>
+        <w:t xml:space="preserve"> </w:t>
+      </w:r>
+      <w:r>
+        <w:t xml:space="preserve">a lógica de programação proposta para um</w:t>
+      </w:r>
+      <w:r>
+        <w:t xml:space="preserve"> </w:t>
+      </w:r>
+      <w:r>
+        <w:rPr>
+          <w:i/>
+          <w:iCs/>
+        </w:rPr>
+        <w:t xml:space="preserve">app</w:t>
+      </w:r>
+      <w:r>
+        <w:t xml:space="preserve"> </w:t>
+      </w:r>
+      <w:r>
+        <w:t xml:space="preserve">de JSPlotly.</w:t>
+      </w:r>
+    </w:p>
     <w:p>
       <w:pPr>
         <w:pStyle w:val="BodyText"/>
@@ -354,7 +492,19 @@
         <w:t xml:space="preserve">"Mexa Antes de Entender"</w:t>
       </w:r>
       <w:r>
-        <w:t xml:space="preserve">, uma seção para colocar o leitor em contato direto com o fenômeno abordado por meio de um JSPlotly convidativo sob um guia tutorado e despretencioso para tentativa, erro e descoberta. Segue-se</w:t>
+        <w:t xml:space="preserve">, uma seção para colocar o leitor em contato direto com o fenômeno abordado por meio de um JSPlotly convidativo sob um guia tutorado e despretencioso para tentativa, erro e descoberta, e com subseção intitulada</w:t>
+      </w:r>
+      <w:r>
+        <w:t xml:space="preserve"> </w:t>
+      </w:r>
+      <w:r>
+        <w:rPr>
+          <w:rStyle w:val="VerbatimChar"/>
+        </w:rPr>
+        <w:t xml:space="preserve">"Agite antes de usar"</w:t>
+      </w:r>
+      <w:r>
+        <w:t xml:space="preserve">. Segue-se</w:t>
       </w:r>
       <w:r>
         <w:t xml:space="preserve"> </w:t>
@@ -488,7 +638,8 @@
       </w:r>
     </w:p>
     <w:bookmarkEnd w:id="21"/>
-    <w:bookmarkStart w:id="65" w:name="X3ddfdda30cebbd4d3446697311d82b580d62b13"/>
+    <w:bookmarkEnd w:id="22"/>
+    <w:bookmarkStart w:id="66" w:name="X3ddfdda30cebbd4d3446697311d82b580d62b13"/>
     <w:p>
       <w:pPr>
         <w:pStyle w:val="Heading1"/>
@@ -543,18 +694,18 @@
                 <wp:inline>
                   <wp:extent cx="415163" cy="591954"/>
                   <wp:effectExtent b="0" l="0" r="0" t="0"/>
-                  <wp:docPr descr="" title="" id="23" name="Picture"/>
+                  <wp:docPr descr="" title="" id="24" name="Picture"/>
                   <a:graphic>
                     <a:graphicData uri="http://schemas.openxmlformats.org/drawingml/2006/picture">
                       <pic:pic>
                         <pic:nvPicPr>
-                          <pic:cNvPr descr="figuras/icons/tronco_bg.png" id="24" name="Picture"/>
+                          <pic:cNvPr descr="figuras/icons/tronco_bg.png" id="25" name="Picture"/>
                           <pic:cNvPicPr>
                             <a:picLocks noChangeArrowheads="1" noChangeAspect="1"/>
                           </pic:cNvPicPr>
                         </pic:nvPicPr>
                         <pic:blipFill>
-                          <a:blip r:embed="rId22"/>
+                          <a:blip r:embed="rId23"/>
                           <a:stretch>
                             <a:fillRect/>
                           </a:stretch>
@@ -769,7 +920,7 @@
             <w:tr>
               <w:tc>
                 <w:tcPr/>
-                <w:bookmarkStart w:id="28" w:name="fig-gizz_solEqKin"/>
+                <w:bookmarkStart w:id="29" w:name="fig-gizz_solEqKin"/>
                 <w:p>
                   <w:pPr>
                     <w:pStyle w:val="Compact"/>
@@ -780,18 +931,18 @@
                       <wp:inline>
                         <wp:extent cx="5930900" cy="4579367"/>
                         <wp:effectExtent b="0" l="0" r="0" t="0"/>
-                        <wp:docPr descr="" title="" id="26" name="Picture"/>
+                        <wp:docPr descr="" title="" id="27" name="Picture"/>
                         <a:graphic>
                           <a:graphicData uri="http://schemas.openxmlformats.org/drawingml/2006/picture">
                             <pic:pic>
                               <pic:nvPicPr>
-                                <pic:cNvPr descr="figuras/gizz_solEqkin.png" id="27" name="Picture"/>
+                                <pic:cNvPr descr="figuras/gizz_solEqkin.png" id="28" name="Picture"/>
                                 <pic:cNvPicPr>
                                   <a:picLocks noChangeArrowheads="1" noChangeAspect="1"/>
                                 </pic:cNvPicPr>
                               </pic:nvPicPr>
                               <pic:blipFill>
-                                <a:blip r:embed="rId25"/>
+                                <a:blip r:embed="rId26"/>
                                 <a:stretch>
                                   <a:fillRect/>
                                 </a:stretch>
@@ -831,7 +982,7 @@
                     <w:t xml:space="preserve">Figura 2.1: Transformação química pode ser pensada como uma colaboração entre solução (o meio), equilíbrio (para onde o sistema tende), e cinética (quão rápido acontece).</w:t>
                   </w:r>
                 </w:p>
-                <w:bookmarkEnd w:id="28"/>
+                <w:bookmarkEnd w:id="29"/>
               </w:tc>
             </w:tr>
           </w:tbl>
@@ -892,18 +1043,18 @@
                 <wp:inline>
                   <wp:extent cx="415163" cy="343322"/>
                   <wp:effectExtent b="0" l="0" r="0" t="0"/>
-                  <wp:docPr descr="" title="" id="30" name="Picture"/>
+                  <wp:docPr descr="" title="" id="31" name="Picture"/>
                   <a:graphic>
                     <a:graphicData uri="http://schemas.openxmlformats.org/drawingml/2006/picture">
                       <pic:pic>
                         <pic:nvPicPr>
-                          <pic:cNvPr descr="figuras/icons/ramo_bg.png" id="31" name="Picture"/>
+                          <pic:cNvPr descr="figuras/icons/ramo_bg.png" id="32" name="Picture"/>
                           <pic:cNvPicPr>
                             <a:picLocks noChangeArrowheads="1" noChangeAspect="1"/>
                           </pic:cNvPicPr>
                         </pic:nvPicPr>
                         <pic:blipFill>
-                          <a:blip r:embed="rId29"/>
+                          <a:blip r:embed="rId30"/>
                           <a:stretch>
                             <a:fillRect/>
                           </a:stretch>
@@ -977,7 +1128,7 @@
             <w:tr>
               <w:tc>
                 <w:tcPr/>
-                <w:bookmarkStart w:id="36" w:name="fig-solEqKin"/>
+                <w:bookmarkStart w:id="37" w:name="fig-solEqKin"/>
                 <w:p>
                   <w:pPr>
                     <w:pStyle w:val="Compact"/>
@@ -988,18 +1139,18 @@
                       <wp:inline>
                         <wp:extent cx="5930900" cy="3333758"/>
                         <wp:effectExtent b="0" l="0" r="0" t="0"/>
-                        <wp:docPr descr="" title="" id="33" name="Picture"/>
+                        <wp:docPr descr="" title="" id="34" name="Picture"/>
                         <a:graphic>
                           <a:graphicData uri="http://schemas.openxmlformats.org/drawingml/2006/picture">
                             <pic:pic>
                               <pic:nvPicPr>
-                                <pic:cNvPr descr="figuras/solEqkin_q.png" id="34" name="Picture"/>
+                                <pic:cNvPr descr="figuras/solEqkin_q.png" id="35" name="Picture"/>
                                 <pic:cNvPicPr>
                                   <a:picLocks noChangeArrowheads="1" noChangeAspect="1"/>
                                 </pic:cNvPicPr>
                               </pic:nvPicPr>
                               <pic:blipFill>
-                                <a:blip r:embed="rId32"/>
+                                <a:blip r:embed="rId33"/>
                                 <a:stretch>
                                   <a:fillRect/>
                                 </a:stretch>
@@ -1041,7 +1192,7 @@
                   <w:r>
                     <w:t xml:space="preserve"> </w:t>
                   </w:r>
-                  <w:hyperlink r:id="rId35">
+                  <w:hyperlink r:id="rId36">
                     <w:r>
                       <w:rPr>
                         <w:rStyle w:val="Hyperlink"/>
@@ -1056,7 +1207,7 @@
                     <w:t xml:space="preserve">e abra-o numa nova aba. Ou use a tela capacitiva de seu dispositivo móvel (celular, tablet).</w:t>
                   </w:r>
                 </w:p>
-                <w:bookmarkEnd w:id="36"/>
+                <w:bookmarkEnd w:id="37"/>
               </w:tc>
             </w:tr>
           </w:tbl>
@@ -1081,7 +1232,7 @@
               <w:t xml:space="preserve">.</w:t>
             </w:r>
           </w:p>
-          <w:bookmarkStart w:id="37" w:name="agite-antes-de-usar"/>
+          <w:bookmarkStart w:id="38" w:name="agite-antes-de-usar"/>
           <w:p>
             <w:pPr>
               <w:pStyle w:val="Heading4"/>
@@ -1765,7 +1916,7 @@
         </w:tc>
       </w:tr>
     </w:tbl>
-    <w:bookmarkEnd w:id="37"/>
+    <w:bookmarkEnd w:id="38"/>
     <w:p>
       <w:r>
         <w:pict>
@@ -1819,18 +1970,18 @@
                 <wp:inline>
                   <wp:extent cx="415163" cy="536371"/>
                   <wp:effectExtent b="0" l="0" r="0" t="0"/>
-                  <wp:docPr descr="" title="" id="39" name="Picture"/>
+                  <wp:docPr descr="" title="" id="40" name="Picture"/>
                   <a:graphic>
                     <a:graphicData uri="http://schemas.openxmlformats.org/drawingml/2006/picture">
                       <pic:pic>
                         <pic:nvPicPr>
-                          <pic:cNvPr descr="figuras/icons/folha_bg.png" id="40" name="Picture"/>
+                          <pic:cNvPr descr="figuras/icons/folha_bg.png" id="41" name="Picture"/>
                           <pic:cNvPicPr>
                             <a:picLocks noChangeArrowheads="1" noChangeAspect="1"/>
                           </pic:cNvPicPr>
                         </pic:nvPicPr>
                         <pic:blipFill>
-                          <a:blip r:embed="rId38"/>
+                          <a:blip r:embed="rId39"/>
                           <a:stretch>
                             <a:fillRect/>
                           </a:stretch>
@@ -1881,7 +2032,7 @@
               <w:t xml:space="preserve">Descrever uma transformação química é a primeira etapa, e entender como ela evolui é a segunda ! Nesse caso, separemos os conceitos de solução, equilíbrio, e cinética.</w:t>
             </w:r>
           </w:p>
-          <w:bookmarkStart w:id="41" w:name="soluções-como-descrever-a-composição"/>
+          <w:bookmarkStart w:id="42" w:name="soluções-como-descrever-a-composição"/>
           <w:p>
             <w:pPr>
               <w:pStyle w:val="Heading2"/>
@@ -1913,8 +2064,8 @@
               <w:t xml:space="preserve">em que uma substância está dispersa em outra. Para descrevê-la, usamos grandezas como concentração comum, concentração em quantidade de matéria, e fração. Quando adicionamos mais soluto, a solução tende a ficar mais concentrada. Quando adicionamos solvente, ocorre uma diluição. Isso é quase óbvio se você pensar no gosto que fica aquele suco de laranja do início do capítulo se você jogar mais água. Assim, a composição não depende apenas do que existe no sistema, mas também de como essa matéria está distribuída no volume.</w:t>
             </w:r>
           </w:p>
-          <w:bookmarkEnd w:id="41"/>
-          <w:bookmarkStart w:id="42" w:name="X92cdca9c13b27e00ef503b97ff2dbc35206791d"/>
+          <w:bookmarkEnd w:id="42"/>
+          <w:bookmarkStart w:id="43" w:name="X92cdca9c13b27e00ef503b97ff2dbc35206791d"/>
           <w:p>
             <w:pPr>
               <w:pStyle w:val="Heading2"/>
@@ -1967,8 +2118,8 @@
               <w:t xml:space="preserve">.</w:t>
             </w:r>
           </w:p>
-          <w:bookmarkEnd w:id="42"/>
-          <w:bookmarkStart w:id="43" w:name="sec-kin"/>
+          <w:bookmarkEnd w:id="43"/>
+          <w:bookmarkStart w:id="44" w:name="sec-kin"/>
           <w:p>
             <w:pPr>
               <w:pStyle w:val="Heading2"/>
@@ -2071,8 +2222,8 @@
               <w:t xml:space="preserve">que mostra quão rápido essa caminhada acontece.</w:t>
             </w:r>
           </w:p>
-          <w:bookmarkEnd w:id="43"/>
-          <w:bookmarkStart w:id="46" w:name="equações"/>
+          <w:bookmarkEnd w:id="44"/>
+          <w:bookmarkStart w:id="47" w:name="equações"/>
           <w:p>
             <w:pPr>
               <w:pStyle w:val="Heading2"/>
@@ -2130,7 +2281,7 @@
             <w:pPr>
               <w:pStyle w:val="BodyText"/>
             </w:pPr>
-            <w:bookmarkStart w:id="44" w:name="eq-C"/>
+            <w:bookmarkStart w:id="45" w:name="eq-C"/>
             <m:oMathPara>
               <m:oMathParaPr>
                 <m:jc m:val="center"/>
@@ -2178,7 +2329,7 @@
                 </m:d>
               </m:oMath>
             </m:oMathPara>
-            <w:bookmarkEnd w:id="44"/>
+            <w:bookmarkEnd w:id="45"/>
           </w:p>
           <w:p>
             <w:pPr>
@@ -2223,7 +2374,7 @@
             <w:pPr>
               <w:pStyle w:val="BodyText"/>
             </w:pPr>
-            <w:bookmarkStart w:id="45" w:name="eq-Rt"/>
+            <w:bookmarkStart w:id="46" w:name="eq-Rt"/>
             <m:oMathPara>
               <m:oMathParaPr>
                 <m:jc m:val="center"/>
@@ -2366,7 +2517,7 @@
                 </m:d>
               </m:oMath>
             </m:oMathPara>
-            <w:bookmarkEnd w:id="45"/>
+            <w:bookmarkEnd w:id="46"/>
           </w:p>
           <w:p>
             <w:pPr>
@@ -3026,7 +3177,7 @@
         </w:tc>
       </w:tr>
     </w:tbl>
-    <w:bookmarkEnd w:id="46"/>
+    <w:bookmarkEnd w:id="47"/>
     <w:p>
       <w:r>
         <w:pict>
@@ -3080,18 +3231,18 @@
                 <wp:inline>
                   <wp:extent cx="415163" cy="542466"/>
                   <wp:effectExtent b="0" l="0" r="0" t="0"/>
-                  <wp:docPr descr="" title="" id="48" name="Picture"/>
+                  <wp:docPr descr="" title="" id="49" name="Picture"/>
                   <a:graphic>
                     <a:graphicData uri="http://schemas.openxmlformats.org/drawingml/2006/picture">
                       <pic:pic>
                         <pic:nvPicPr>
-                          <pic:cNvPr descr="figuras/icons/galho_bg.png" id="49" name="Picture"/>
+                          <pic:cNvPr descr="figuras/icons/galho_bg.png" id="50" name="Picture"/>
                           <pic:cNvPicPr>
                             <a:picLocks noChangeArrowheads="1" noChangeAspect="1"/>
                           </pic:cNvPicPr>
                         </pic:nvPicPr>
                         <pic:blipFill>
-                          <a:blip r:embed="rId47"/>
+                          <a:blip r:embed="rId48"/>
                           <a:stretch>
                             <a:fillRect/>
                           </a:stretch>
@@ -3409,18 +3560,18 @@
                 <wp:inline>
                   <wp:extent cx="593090" cy="572116"/>
                   <wp:effectExtent b="0" l="0" r="0" t="0"/>
-                  <wp:docPr descr="" title="" id="51" name="Picture"/>
+                  <wp:docPr descr="" title="" id="52" name="Picture"/>
                   <a:graphic>
                     <a:graphicData uri="http://schemas.openxmlformats.org/drawingml/2006/picture">
                       <pic:pic>
                         <pic:nvPicPr>
-                          <pic:cNvPr descr="figuras/icons/flor_bg.png" id="52" name="Picture"/>
+                          <pic:cNvPr descr="figuras/icons/flor_bg.png" id="53" name="Picture"/>
                           <pic:cNvPicPr>
                             <a:picLocks noChangeArrowheads="1" noChangeAspect="1"/>
                           </pic:cNvPicPr>
                         </pic:nvPicPr>
                         <pic:blipFill>
-                          <a:blip r:embed="rId50"/>
+                          <a:blip r:embed="rId51"/>
                           <a:stretch>
                             <a:fillRect/>
                           </a:stretch>
@@ -3501,7 +3652,7 @@
             <w:tr>
               <w:tc>
                 <w:tcPr/>
-                <w:bookmarkStart w:id="57" w:name="fig-solEqKin2"/>
+                <w:bookmarkStart w:id="58" w:name="fig-solEqKin2"/>
                 <w:p>
                   <w:pPr>
                     <w:pStyle w:val="Compact"/>
@@ -3512,18 +3663,18 @@
                       <wp:inline>
                         <wp:extent cx="5930900" cy="3410838"/>
                         <wp:effectExtent b="0" l="0" r="0" t="0"/>
-                        <wp:docPr descr="" title="" id="54" name="Picture"/>
+                        <wp:docPr descr="" title="" id="55" name="Picture"/>
                         <a:graphic>
                           <a:graphicData uri="http://schemas.openxmlformats.org/drawingml/2006/picture">
                             <pic:pic>
                               <pic:nvPicPr>
-                                <pic:cNvPr descr="figuras/solEqkin2_q.png" id="55" name="Picture"/>
+                                <pic:cNvPr descr="figuras/solEqkin2_q.png" id="56" name="Picture"/>
                                 <pic:cNvPicPr>
                                   <a:picLocks noChangeArrowheads="1" noChangeAspect="1"/>
                                 </pic:cNvPicPr>
                               </pic:nvPicPr>
                               <pic:blipFill>
-                                <a:blip r:embed="rId53"/>
+                                <a:blip r:embed="rId54"/>
                                 <a:stretch>
                                   <a:fillRect/>
                                 </a:stretch>
@@ -3565,7 +3716,7 @@
                   <w:r>
                     <w:t xml:space="preserve"> </w:t>
                   </w:r>
-                  <w:hyperlink r:id="rId56">
+                  <w:hyperlink r:id="rId57">
                     <w:r>
                       <w:rPr>
                         <w:rStyle w:val="Hyperlink"/>
@@ -3580,11 +3731,11 @@
                     <w:t xml:space="preserve">para abri-lo em nova aba. Em soluções, a concentração depende do volume; no equilíbrio, reagentes e produtos tendem a valores estáveis; na cinética, o importante é a rapidez com que a transformação acontece.</w:t>
                   </w:r>
                 </w:p>
-                <w:bookmarkEnd w:id="57"/>
+                <w:bookmarkEnd w:id="58"/>
               </w:tc>
             </w:tr>
           </w:tbl>
-          <w:bookmarkStart w:id="58" w:name="agite-antes-de-usar-1"/>
+          <w:bookmarkStart w:id="59" w:name="agite-antes-de-usar-1"/>
           <w:p>
             <w:pPr>
               <w:pStyle w:val="Heading4"/>
@@ -4983,7 +5134,7 @@
         </w:tc>
       </w:tr>
     </w:tbl>
-    <w:bookmarkEnd w:id="58"/>
+    <w:bookmarkEnd w:id="59"/>
     <w:p>
       <w:r>
         <w:pict>
@@ -5037,18 +5188,18 @@
                 <wp:inline>
                   <wp:extent cx="415163" cy="431261"/>
                   <wp:effectExtent b="0" l="0" r="0" t="0"/>
-                  <wp:docPr descr="" title="" id="60" name="Picture"/>
+                  <wp:docPr descr="" title="" id="61" name="Picture"/>
                   <a:graphic>
                     <a:graphicData uri="http://schemas.openxmlformats.org/drawingml/2006/picture">
                       <pic:pic>
                         <pic:nvPicPr>
-                          <pic:cNvPr descr="figuras/icons/fruto_bg.png" id="61" name="Picture"/>
+                          <pic:cNvPr descr="figuras/icons/fruto_bg.png" id="62" name="Picture"/>
                           <pic:cNvPicPr>
                             <a:picLocks noChangeArrowheads="1" noChangeAspect="1"/>
                           </pic:cNvPicPr>
                         </pic:nvPicPr>
                         <pic:blipFill>
-                          <a:blip r:embed="rId59"/>
+                          <a:blip r:embed="rId60"/>
                           <a:stretch>
                             <a:fillRect/>
                           </a:stretch>
@@ -5212,18 +5363,18 @@
                 <wp:inline>
                   <wp:extent cx="415163" cy="483310"/>
                   <wp:effectExtent b="0" l="0" r="0" t="0"/>
-                  <wp:docPr descr="" title="" id="63" name="Picture"/>
+                  <wp:docPr descr="" title="" id="64" name="Picture"/>
                   <a:graphic>
                     <a:graphicData uri="http://schemas.openxmlformats.org/drawingml/2006/picture">
                       <pic:pic>
                         <pic:nvPicPr>
-                          <pic:cNvPr descr="figuras/icons/semente_bg.png" id="64" name="Picture"/>
+                          <pic:cNvPr descr="figuras/icons/semente_bg.png" id="65" name="Picture"/>
                           <pic:cNvPicPr>
                             <a:picLocks noChangeArrowheads="1" noChangeAspect="1"/>
                           </pic:cNvPicPr>
                         </pic:nvPicPr>
                         <pic:blipFill>
-                          <a:blip r:embed="rId62"/>
+                          <a:blip r:embed="rId63"/>
                           <a:stretch>
                             <a:fillRect/>
                           </a:stretch>
@@ -5595,8 +5746,8 @@
         <w:br w:type="page"/>
       </w:r>
     </w:p>
-    <w:bookmarkEnd w:id="65"/>
-    <w:bookmarkStart w:id="113" w:name="Xc2f5877d328ca95865332718a4001492ce97d11"/>
+    <w:bookmarkEnd w:id="66"/>
+    <w:bookmarkStart w:id="110" w:name="Xc2f5877d328ca95865332718a4001492ce97d11"/>
     <w:p>
       <w:pPr>
         <w:pStyle w:val="Heading1"/>
@@ -5651,18 +5802,18 @@
                 <wp:inline>
                   <wp:extent cx="415163" cy="591954"/>
                   <wp:effectExtent b="0" l="0" r="0" t="0"/>
-                  <wp:docPr descr="" title="" id="66" name="Picture"/>
+                  <wp:docPr descr="" title="" id="67" name="Picture"/>
                   <a:graphic>
                     <a:graphicData uri="http://schemas.openxmlformats.org/drawingml/2006/picture">
                       <pic:pic>
                         <pic:nvPicPr>
-                          <pic:cNvPr descr="figuras/icons/tronco_bg.png" id="67" name="Picture"/>
+                          <pic:cNvPr descr="figuras/icons/tronco_bg.png" id="68" name="Picture"/>
                           <pic:cNvPicPr>
                             <a:picLocks noChangeArrowheads="1" noChangeAspect="1"/>
                           </pic:cNvPicPr>
                         </pic:nvPicPr>
                         <pic:blipFill>
-                          <a:blip r:embed="rId22"/>
+                          <a:blip r:embed="rId23"/>
                           <a:stretch>
                             <a:fillRect/>
                           </a:stretch>
@@ -5833,24 +5984,24 @@
             <w:pPr>
               <w:spacing w:after="16"/>
             </w:pPr>
-            <w:bookmarkStart w:id="71" w:name="fig-gizz_orginorg"/>
+            <w:bookmarkStart w:id="72" w:name="fig-gizz_orginorg"/>
             <w:r>
               <w:drawing>
                 <wp:inline>
                   <wp:extent cx="5930900" cy="2763014"/>
                   <wp:effectExtent b="0" l="0" r="0" t="0"/>
-                  <wp:docPr descr="A química orgânica diferencia-se da inorgânica por envolver o carbono (mas nem sempre)." title="" id="69" name="Picture"/>
+                  <wp:docPr descr="A química orgânica diferencia-se da inorgânica por envolver o carbono (mas nem sempre)." title="" id="70" name="Picture"/>
                   <a:graphic>
                     <a:graphicData uri="http://schemas.openxmlformats.org/drawingml/2006/picture">
                       <pic:pic>
                         <pic:nvPicPr>
-                          <pic:cNvPr descr="figuras/gizz_orginorg.png" id="70" name="Picture"/>
+                          <pic:cNvPr descr="figuras/gizz_orginorg.png" id="71" name="Picture"/>
                           <pic:cNvPicPr>
                             <a:picLocks noChangeArrowheads="1" noChangeAspect="1"/>
                           </pic:cNvPicPr>
                         </pic:nvPicPr>
                         <pic:blipFill>
-                          <a:blip r:embed="rId68"/>
+                          <a:blip r:embed="rId69"/>
                           <a:stretch>
                             <a:fillRect/>
                           </a:stretch>
@@ -5876,7 +6027,7 @@
                 </wp:inline>
               </w:drawing>
             </w:r>
-            <w:bookmarkEnd w:id="71"/>
+            <w:bookmarkEnd w:id="72"/>
             <w:r>
               <w:t xml:space="preserve"> </w:t>
             </w:r>
@@ -5938,18 +6089,18 @@
                 <wp:inline>
                   <wp:extent cx="415163" cy="343322"/>
                   <wp:effectExtent b="0" l="0" r="0" t="0"/>
-                  <wp:docPr descr="" title="" id="72" name="Picture"/>
+                  <wp:docPr descr="" title="" id="73" name="Picture"/>
                   <a:graphic>
                     <a:graphicData uri="http://schemas.openxmlformats.org/drawingml/2006/picture">
                       <pic:pic>
                         <pic:nvPicPr>
-                          <pic:cNvPr descr="figuras/icons/ramo_bg.png" id="73" name="Picture"/>
+                          <pic:cNvPr descr="figuras/icons/ramo_bg.png" id="74" name="Picture"/>
                           <pic:cNvPicPr>
                             <a:picLocks noChangeArrowheads="1" noChangeAspect="1"/>
                           </pic:cNvPicPr>
                         </pic:nvPicPr>
                         <pic:blipFill>
-                          <a:blip r:embed="rId29"/>
+                          <a:blip r:embed="rId30"/>
                           <a:stretch>
                             <a:fillRect/>
                           </a:stretch>
@@ -6027,7 +6178,7 @@
             <w:tr>
               <w:tc>
                 <w:tcPr/>
-                <w:bookmarkStart w:id="78" w:name="fig-orginorg"/>
+                <w:bookmarkStart w:id="79" w:name="fig-orginorg"/>
                 <w:p>
                   <w:pPr>
                     <w:pStyle w:val="Compact"/>
@@ -6036,20 +6187,20 @@
                   <w:r>
                     <w:drawing>
                       <wp:inline>
-                        <wp:extent cx="5930900" cy="3813312"/>
+                        <wp:extent cx="5930900" cy="3512325"/>
                         <wp:effectExtent b="0" l="0" r="0" t="0"/>
-                        <wp:docPr descr="" title="" id="75" name="Picture"/>
+                        <wp:docPr descr="" title="" id="76" name="Picture"/>
                         <a:graphic>
                           <a:graphicData uri="http://schemas.openxmlformats.org/drawingml/2006/picture">
                             <pic:pic>
                               <pic:nvPicPr>
-                                <pic:cNvPr descr="figuras/orginorg.png" id="76" name="Picture"/>
+                                <pic:cNvPr descr="figuras/orginorg_q.png" id="77" name="Picture"/>
                                 <pic:cNvPicPr>
                                   <a:picLocks noChangeArrowheads="1" noChangeAspect="1"/>
                                 </pic:cNvPicPr>
                               </pic:nvPicPr>
                               <pic:blipFill>
-                                <a:blip r:embed="rId74"/>
+                                <a:blip r:embed="rId75"/>
                                 <a:stretch>
                                   <a:fillRect/>
                                 </a:stretch>
@@ -6057,7 +6208,7 @@
                               <pic:spPr bwMode="auto">
                                 <a:xfrm>
                                   <a:off x="0" y="0"/>
-                                  <a:ext cx="5930900" cy="3813312"/>
+                                  <a:ext cx="5930900" cy="3512325"/>
                                 </a:xfrm>
                                 <a:prstGeom prst="rect">
                                   <a:avLst/>
@@ -6091,7 +6242,7 @@
                   <w:r>
                     <w:t xml:space="preserve"> </w:t>
                   </w:r>
-                  <w:hyperlink r:id="rId77">
+                  <w:hyperlink r:id="rId78">
                     <w:r>
                       <w:rPr>
                         <w:rStyle w:val="Hyperlink"/>
@@ -6106,7 +6257,7 @@
                     <w:t xml:space="preserve">e abra em nova aba.</w:t>
                   </w:r>
                 </w:p>
-                <w:bookmarkEnd w:id="78"/>
+                <w:bookmarkEnd w:id="79"/>
               </w:tc>
             </w:tr>
           </w:tbl>
@@ -6188,7 +6339,7 @@
               <w:t xml:space="preserve">. A ideia não é prever valores reais, mas dar uma ideia de que substâncias diferentes tendem a se comportar de maneiras diferentes porque possuem estruturas e grupos funcionais também diferentes.</w:t>
             </w:r>
           </w:p>
-          <w:bookmarkStart w:id="79" w:name="agite-antes-de-usar-2"/>
+          <w:bookmarkStart w:id="80" w:name="agite-antes-de-usar-2"/>
           <w:p>
             <w:pPr>
               <w:pStyle w:val="Heading4"/>
@@ -7524,7 +7675,7 @@
         </w:tc>
       </w:tr>
     </w:tbl>
-    <w:bookmarkEnd w:id="79"/>
+    <w:bookmarkEnd w:id="80"/>
     <w:p>
       <w:r>
         <w:pict>
@@ -7578,18 +7729,18 @@
                 <wp:inline>
                   <wp:extent cx="415163" cy="542466"/>
                   <wp:effectExtent b="0" l="0" r="0" t="0"/>
-                  <wp:docPr descr="" title="" id="80" name="Picture"/>
+                  <wp:docPr descr="" title="" id="81" name="Picture"/>
                   <a:graphic>
                     <a:graphicData uri="http://schemas.openxmlformats.org/drawingml/2006/picture">
                       <pic:pic>
                         <pic:nvPicPr>
-                          <pic:cNvPr descr="figuras/icons/galho_bg.png" id="81" name="Picture"/>
+                          <pic:cNvPr descr="figuras/icons/galho_bg.png" id="82" name="Picture"/>
                           <pic:cNvPicPr>
                             <a:picLocks noChangeArrowheads="1" noChangeAspect="1"/>
                           </pic:cNvPicPr>
                         </pic:nvPicPr>
                         <pic:blipFill>
-                          <a:blip r:embed="rId47"/>
+                          <a:blip r:embed="rId48"/>
                           <a:stretch>
                             <a:fillRect/>
                           </a:stretch>
@@ -8085,7 +8236,7 @@
             <w:tr>
               <w:tc>
                 <w:tcPr/>
-                <w:bookmarkStart w:id="86" w:name="fig-orginorg2"/>
+                <w:bookmarkStart w:id="87" w:name="fig-orginorg2"/>
                 <w:p>
                   <w:pPr>
                     <w:pStyle w:val="Compact"/>
@@ -8096,18 +8247,18 @@
                       <wp:inline>
                         <wp:extent cx="5930900" cy="3352728"/>
                         <wp:effectExtent b="0" l="0" r="0" t="0"/>
-                        <wp:docPr descr="" title="" id="83" name="Picture"/>
+                        <wp:docPr descr="" title="" id="84" name="Picture"/>
                         <a:graphic>
                           <a:graphicData uri="http://schemas.openxmlformats.org/drawingml/2006/picture">
                             <pic:pic>
                               <pic:nvPicPr>
-                                <pic:cNvPr descr="figuras/orginorg2.png" id="84" name="Picture"/>
+                                <pic:cNvPr descr="figuras/orginorg2_q.png" id="85" name="Picture"/>
                                 <pic:cNvPicPr>
                                   <a:picLocks noChangeArrowheads="1" noChangeAspect="1"/>
                                 </pic:cNvPicPr>
                               </pic:nvPicPr>
                               <pic:blipFill>
-                                <a:blip r:embed="rId82"/>
+                                <a:blip r:embed="rId83"/>
                                 <a:stretch>
                                   <a:fillRect/>
                                 </a:stretch>
@@ -8149,7 +8300,7 @@
                   <w:r>
                     <w:t xml:space="preserve"> </w:t>
                   </w:r>
-                  <w:hyperlink r:id="rId85">
+                  <w:hyperlink r:id="rId86">
                     <w:r>
                       <w:rPr>
                         <w:rStyle w:val="Hyperlink"/>
@@ -8164,7 +8315,7 @@
                     <w:t xml:space="preserve">e abra o aplicativo em nova aba.</w:t>
                   </w:r>
                 </w:p>
-                <w:bookmarkEnd w:id="86"/>
+                <w:bookmarkEnd w:id="87"/>
               </w:tc>
             </w:tr>
           </w:tbl>
@@ -8210,7 +8361,7 @@
               <w:t xml:space="preserve">avança um pouco na relação entre estrutura molecular e comportamento químico.</w:t>
             </w:r>
           </w:p>
-          <w:bookmarkStart w:id="89" w:name="agite-antes-de-usar-3"/>
+          <w:bookmarkStart w:id="90" w:name="agite-antes-de-usar-3"/>
           <w:p>
             <w:pPr>
               <w:pStyle w:val="Heading4"/>
@@ -8389,7 +8540,7 @@
             <w:pPr>
               <w:pStyle w:val="BodyText"/>
             </w:pPr>
-            <w:bookmarkStart w:id="87" w:name="eq-T_b"/>
+            <w:bookmarkStart w:id="88" w:name="eq-T_b"/>
             <m:oMathPara>
               <m:oMathParaPr>
                 <m:jc m:val="center"/>
@@ -8446,7 +8597,7 @@
                 </m:d>
               </m:oMath>
             </m:oMathPara>
-            <w:bookmarkEnd w:id="87"/>
+            <w:bookmarkEnd w:id="88"/>
           </w:p>
           <w:p>
             <w:pPr>
@@ -8489,7 +8640,7 @@
             <w:pPr>
               <w:pStyle w:val="BodyText"/>
             </w:pPr>
-            <w:bookmarkStart w:id="88" w:name="eq-S"/>
+            <w:bookmarkStart w:id="89" w:name="eq-S"/>
             <m:oMathPara>
               <m:oMathParaPr>
                 <m:jc m:val="center"/>
@@ -8555,7 +8706,7 @@
                 </m:d>
               </m:oMath>
             </m:oMathPara>
-            <w:bookmarkEnd w:id="88"/>
+            <w:bookmarkEnd w:id="89"/>
           </w:p>
           <w:p>
             <w:pPr>
@@ -9169,7 +9320,7 @@
         </w:tc>
       </w:tr>
     </w:tbl>
-    <w:bookmarkEnd w:id="89"/>
+    <w:bookmarkEnd w:id="90"/>
     <w:p>
       <w:r>
         <w:pict>
@@ -9223,18 +9374,18 @@
                 <wp:inline>
                   <wp:extent cx="415163" cy="536371"/>
                   <wp:effectExtent b="0" l="0" r="0" t="0"/>
-                  <wp:docPr descr="" title="" id="90" name="Picture"/>
+                  <wp:docPr descr="" title="" id="91" name="Picture"/>
                   <a:graphic>
                     <a:graphicData uri="http://schemas.openxmlformats.org/drawingml/2006/picture">
                       <pic:pic>
                         <pic:nvPicPr>
-                          <pic:cNvPr descr="figuras/icons/folha_bg.png" id="91" name="Picture"/>
+                          <pic:cNvPr descr="figuras/icons/folha_bg.png" id="92" name="Picture"/>
                           <pic:cNvPicPr>
                             <a:picLocks noChangeArrowheads="1" noChangeAspect="1"/>
                           </pic:cNvPicPr>
                         </pic:nvPicPr>
                         <pic:blipFill>
-                          <a:blip r:embed="rId38"/>
+                          <a:blip r:embed="rId39"/>
                           <a:stretch>
                             <a:fillRect/>
                           </a:stretch>
@@ -9285,120 +9436,68 @@
               <w:t xml:space="preserve">Até aqui você viu como a função química, a polaridade e o tamanho da cadeia influenciam nas propriedades individuais das substâncias. Mas a química raramente acontece de forma isolada. Substâncias interagem continuamente umas com as outras. Às vezes dissolvem, às vezes misturam, separam e/ou reagem. Essas interações dependem da compatibilidade entre suas estruturas e polaridades. O próximo JSPlotly pretende explorar um pouco essa ideia.</w:t>
             </w:r>
           </w:p>
-          <w:tbl>
-            <w:tblPr>
-              <w:tblStyle w:val="Table"/>
-              <w:tblW w:type="pct" w:w="5000"/>
-              <w:tblLayout w:type="fixed"/>
-              <w:tblLook w:firstRow="0" w:lastRow="0" w:firstColumn="0" w:lastColumn="0" w:noHBand="0" w:noVBand="0" w:val="0000"/>
-            </w:tblPr>
-            <w:tblGrid>
-              <w:gridCol w:w="7920"/>
-            </w:tblGrid>
-            <w:tr>
-              <w:tc>
-                <w:tcPr/>
-                <w:bookmarkStart w:id="96" w:name="fig-orginorg3"/>
-                <w:p>
-                  <w:pPr>
-                    <w:pStyle w:val="Compact"/>
-                    <w:jc w:val="center"/>
-                  </w:pPr>
-                  <w:r>
-                    <w:drawing>
-                      <wp:inline>
-                        <wp:extent cx="5930900" cy="3410464"/>
-                        <wp:effectExtent b="0" l="0" r="0" t="0"/>
-                        <wp:docPr descr="" title="" id="93" name="Picture"/>
-                        <a:graphic>
-                          <a:graphicData uri="http://schemas.openxmlformats.org/drawingml/2006/picture">
-                            <pic:pic>
-                              <pic:nvPicPr>
-                                <pic:cNvPr descr="figuras/orginorg3.png" id="94" name="Picture"/>
-                                <pic:cNvPicPr>
-                                  <a:picLocks noChangeArrowheads="1" noChangeAspect="1"/>
-                                </pic:cNvPicPr>
-                              </pic:nvPicPr>
-                              <pic:blipFill>
-                                <a:blip r:embed="rId92"/>
-                                <a:stretch>
-                                  <a:fillRect/>
-                                </a:stretch>
-                              </pic:blipFill>
-                              <pic:spPr bwMode="auto">
-                                <a:xfrm>
-                                  <a:off x="0" y="0"/>
-                                  <a:ext cx="5930900" cy="3410464"/>
-                                </a:xfrm>
-                                <a:prstGeom prst="rect">
-                                  <a:avLst/>
-                                </a:prstGeom>
-                                <a:noFill/>
-                                <a:ln w="9525">
-                                  <a:noFill/>
-                                  <a:headEnd/>
-                                  <a:tailEnd/>
-                                </a:ln>
-                              </pic:spPr>
-                            </pic:pic>
-                          </a:graphicData>
-                        </a:graphic>
-                      </wp:inline>
-                    </w:drawing>
-                  </w:r>
-                </w:p>
-                <w:p>
-                  <w:pPr>
-                    <w:jc w:val="center"/>
-                  </w:pPr>
-                  <w:pPr>
-                    <w:jc w:val="left"/>
-                    <w:spacing w:before="200"/>
-                    <w:pStyle w:val="ImageCaption"/>
-                  </w:pPr>
-                  <w:r>
-                    <w:t xml:space="preserve">Figura 3.3:</w:t>
-                  </w:r>
-                  <w:r>
-                    <w:t xml:space="preserve"> </w:t>
-                  </w:r>
-                  <w:r>
-                    <w:t xml:space="preserve">“Semelhante dissolve semelhante”</w:t>
-                  </w:r>
-                  <w:r>
-                    <w:t xml:space="preserve">, mas isso depende do tamanho a cadeia. Clique com o botão direito neste</w:t>
-                  </w:r>
-                  <w:r>
-                    <w:t xml:space="preserve"> </w:t>
-                  </w:r>
-                  <w:hyperlink r:id="rId95">
-                    <w:r>
-                      <w:rPr>
-                        <w:rStyle w:val="Hyperlink"/>
-                      </w:rPr>
-                      <w:t xml:space="preserve">LINK</w:t>
-                    </w:r>
-                  </w:hyperlink>
-                  <w:r>
-                    <w:t xml:space="preserve"> </w:t>
-                  </w:r>
-                  <w:r>
-                    <w:t xml:space="preserve">e abra o aplicativo em nova aba.</w:t>
-                  </w:r>
-                </w:p>
-                <w:bookmarkEnd w:id="96"/>
-              </w:tc>
-            </w:tr>
-          </w:tbl>
           <w:p>
             <w:pPr>
               <w:pStyle w:val="BodyText"/>
             </w:pPr>
             <w:r>
+              <w:drawing>
+                <wp:inline>
+                  <wp:extent cx="5930900" cy="3410464"/>
+                  <wp:effectExtent b="0" l="0" r="0" t="0"/>
+                  <wp:docPr descr="“Semelhante dissolve semelhante”, mas isso depende do tamanho a cadeia. Clique com o botão direito neste LINK e abra o aplicativo em nova aba." title="" id="94" name="Picture"/>
+                  <a:graphic>
+                    <a:graphicData uri="http://schemas.openxmlformats.org/drawingml/2006/picture">
+                      <pic:pic>
+                        <pic:nvPicPr>
+                          <pic:cNvPr descr="figuras/orginorg3_q.png" id="95" name="Picture"/>
+                          <pic:cNvPicPr>
+                            <a:picLocks noChangeArrowheads="1" noChangeAspect="1"/>
+                          </pic:cNvPicPr>
+                        </pic:nvPicPr>
+                        <pic:blipFill>
+                          <a:blip r:embed="rId93"/>
+                          <a:stretch>
+                            <a:fillRect/>
+                          </a:stretch>
+                        </pic:blipFill>
+                        <pic:spPr bwMode="auto">
+                          <a:xfrm>
+                            <a:off x="0" y="0"/>
+                            <a:ext cx="5930900" cy="3410464"/>
+                          </a:xfrm>
+                          <a:prstGeom prst="rect">
+                            <a:avLst/>
+                          </a:prstGeom>
+                          <a:noFill/>
+                          <a:ln w="9525">
+                            <a:noFill/>
+                            <a:headEnd/>
+                            <a:tailEnd/>
+                          </a:ln>
+                        </pic:spPr>
+                      </pic:pic>
+                    </a:graphicData>
+                  </a:graphic>
+                </wp:inline>
+              </w:drawing>
+            </w:r>
+            <w:r>
+              <w:t xml:space="preserve"> </w:t>
+            </w:r>
+            <w:r>
+              <w:t xml:space="preserve">{#fig-orginorg3}</w:t>
+            </w:r>
+          </w:p>
+          <w:p>
+            <w:pPr>
+              <w:pStyle w:val="BodyText"/>
+            </w:pPr>
+            <w:r>
               <w:t xml:space="preserve">O script agora compara duas substâncias e estima sua afinidade e tendência de mistura com base em polaridade e tamanho da cadeia. A ideia é simples: substâncias semelhantes tendem a se misturar melhor.</w:t>
             </w:r>
           </w:p>
-          <w:bookmarkStart w:id="99" w:name="agite-antes-de-usar-4"/>
+          <w:bookmarkStart w:id="98" w:name="agite-antes-de-usar-4"/>
           <w:p>
             <w:pPr>
               <w:pStyle w:val="Heading4"/>
@@ -9675,7 +9774,7 @@
             <w:pPr>
               <w:pStyle w:val="BodyText"/>
             </w:pPr>
-            <w:bookmarkStart w:id="97" w:name="eq-afin"/>
+            <w:bookmarkStart w:id="96" w:name="eq-afin"/>
             <m:oMathPara>
               <m:oMathParaPr>
                 <m:jc m:val="center"/>
@@ -9757,7 +9856,7 @@
                 </m:d>
               </m:oMath>
             </m:oMathPara>
-            <w:bookmarkEnd w:id="97"/>
+            <w:bookmarkEnd w:id="96"/>
           </w:p>
           <w:p>
             <w:pPr>
@@ -9817,7 +9916,7 @@
             <w:pPr>
               <w:pStyle w:val="BodyText"/>
             </w:pPr>
-            <w:bookmarkStart w:id="98" w:name="eq-M"/>
+            <w:bookmarkStart w:id="97" w:name="eq-M"/>
             <m:oMathPara>
               <m:oMathParaPr>
                 <m:jc m:val="center"/>
@@ -9874,7 +9973,7 @@
                 </m:d>
               </m:oMath>
             </m:oMathPara>
-            <w:bookmarkEnd w:id="98"/>
+            <w:bookmarkEnd w:id="97"/>
           </w:p>
           <w:p>
             <w:pPr>
@@ -10709,7 +10808,7 @@
         </w:tc>
       </w:tr>
     </w:tbl>
-    <w:bookmarkEnd w:id="99"/>
+    <w:bookmarkEnd w:id="98"/>
     <w:p>
       <w:r>
         <w:pict>
@@ -10763,18 +10862,18 @@
                 <wp:inline>
                   <wp:extent cx="593090" cy="572116"/>
                   <wp:effectExtent b="0" l="0" r="0" t="0"/>
-                  <wp:docPr descr="" title="" id="100" name="Picture"/>
+                  <wp:docPr descr="" title="" id="99" name="Picture"/>
                   <a:graphic>
                     <a:graphicData uri="http://schemas.openxmlformats.org/drawingml/2006/picture">
                       <pic:pic>
                         <pic:nvPicPr>
-                          <pic:cNvPr descr="figuras/icons/flor_bg.png" id="101" name="Picture"/>
+                          <pic:cNvPr descr="figuras/icons/flor_bg.png" id="100" name="Picture"/>
                           <pic:cNvPicPr>
                             <a:picLocks noChangeArrowheads="1" noChangeAspect="1"/>
                           </pic:cNvPicPr>
                         </pic:nvPicPr>
                         <pic:blipFill>
-                          <a:blip r:embed="rId50"/>
+                          <a:blip r:embed="rId51"/>
                           <a:stretch>
                             <a:fillRect/>
                           </a:stretch>
@@ -10867,116 +10966,60 @@
               <w:t xml:space="preserve">O próximo script simula a passagem de reagentes sendo consumidos para virarem produtos, mas na forma de uma animação ! Essa animação mostra, ao mesmo tempo, a variação das quantidades relativas num gráfico e a passagem visual das partículas da região dos reagentes para a região dos produtos.</w:t>
             </w:r>
           </w:p>
-          <w:tbl>
-            <w:tblPr>
-              <w:tblStyle w:val="Table"/>
-              <w:tblW w:type="pct" w:w="5000"/>
-              <w:tblLayout w:type="fixed"/>
-              <w:tblLook w:firstRow="0" w:lastRow="0" w:firstColumn="0" w:lastColumn="0" w:noHBand="0" w:noVBand="0" w:val="0000"/>
-            </w:tblPr>
-            <w:tblGrid>
-              <w:gridCol w:w="7920"/>
-            </w:tblGrid>
-            <w:tr>
-              <w:tc>
-                <w:tcPr/>
-                <w:bookmarkStart w:id="106" w:name="fig-orginorg4"/>
-                <w:p>
-                  <w:pPr>
-                    <w:pStyle w:val="Compact"/>
-                    <w:jc w:val="center"/>
-                  </w:pPr>
-                  <w:r>
-                    <w:drawing>
-                      <wp:inline>
-                        <wp:extent cx="5930900" cy="3389085"/>
-                        <wp:effectExtent b="0" l="0" r="0" t="0"/>
-                        <wp:docPr descr="" title="" id="103" name="Picture"/>
-                        <a:graphic>
-                          <a:graphicData uri="http://schemas.openxmlformats.org/drawingml/2006/picture">
-                            <pic:pic>
-                              <pic:nvPicPr>
-                                <pic:cNvPr descr="figuras/orginorg4.png" id="104" name="Picture"/>
-                                <pic:cNvPicPr>
-                                  <a:picLocks noChangeArrowheads="1" noChangeAspect="1"/>
-                                </pic:cNvPicPr>
-                              </pic:nvPicPr>
-                              <pic:blipFill>
-                                <a:blip r:embed="rId102"/>
-                                <a:stretch>
-                                  <a:fillRect/>
-                                </a:stretch>
-                              </pic:blipFill>
-                              <pic:spPr bwMode="auto">
-                                <a:xfrm>
-                                  <a:off x="0" y="0"/>
-                                  <a:ext cx="5930900" cy="3389085"/>
-                                </a:xfrm>
-                                <a:prstGeom prst="rect">
-                                  <a:avLst/>
-                                </a:prstGeom>
-                                <a:noFill/>
-                                <a:ln w="9525">
-                                  <a:noFill/>
-                                  <a:headEnd/>
-                                  <a:tailEnd/>
-                                </a:ln>
-                              </pic:spPr>
-                            </pic:pic>
-                          </a:graphicData>
-                        </a:graphic>
-                      </wp:inline>
-                    </w:drawing>
-                  </w:r>
-                </w:p>
-                <w:p>
-                  <w:pPr>
-                    <w:jc w:val="center"/>
-                  </w:pPr>
-                  <w:pPr>
-                    <w:jc w:val="left"/>
-                    <w:spacing w:before="200"/>
-                    <w:pStyle w:val="ImageCaption"/>
-                  </w:pPr>
-                  <w:r>
-                    <w:t xml:space="preserve">Figura 3.4: Uma reação química é um processo em que reagentes são consumidos e produtos são formados ao longo do tempo. Clique neste</w:t>
-                  </w:r>
-                  <w:r>
-                    <w:t xml:space="preserve"> </w:t>
-                  </w:r>
-                  <w:hyperlink r:id="rId105">
-                    <w:r>
-                      <w:rPr>
-                        <w:rStyle w:val="Hyperlink"/>
-                      </w:rPr>
-                      <w:t xml:space="preserve">LINK</w:t>
-                    </w:r>
-                  </w:hyperlink>
-                  <w:r>
-                    <w:t xml:space="preserve"> </w:t>
-                  </w:r>
-                  <w:r>
-                    <w:t xml:space="preserve">para abrir o</w:t>
-                  </w:r>
-                  <w:r>
-                    <w:t xml:space="preserve"> </w:t>
-                  </w:r>
-                  <w:r>
-                    <w:rPr>
-                      <w:i/>
-                      <w:iCs/>
-                    </w:rPr>
-                    <w:t xml:space="preserve">app</w:t>
-                  </w:r>
-                  <w:r>
-                    <w:t xml:space="preserve">.</w:t>
-                  </w:r>
-                </w:p>
-                <w:bookmarkEnd w:id="106"/>
-              </w:tc>
-            </w:tr>
-          </w:tbl>
-          <w:bookmarkStart w:id="108" w:name="agite-antes-de-usar-5"/>
+          <w:p>
+            <w:pPr>
+              <w:pStyle w:val="BodyText"/>
+            </w:pPr>
+            <w:r>
+              <w:drawing>
+                <wp:inline>
+                  <wp:extent cx="5930900" cy="3389085"/>
+                  <wp:effectExtent b="0" l="0" r="0" t="0"/>
+                  <wp:docPr descr="Uma reação química é um processo em que reagentes são consumidos e produtos são formados ao longo do tempo. Clique neste LINK para abrir o app." title="" id="102" name="Picture"/>
+                  <a:graphic>
+                    <a:graphicData uri="http://schemas.openxmlformats.org/drawingml/2006/picture">
+                      <pic:pic>
+                        <pic:nvPicPr>
+                          <pic:cNvPr descr="figuras/orginorg4_q.png" id="103" name="Picture"/>
+                          <pic:cNvPicPr>
+                            <a:picLocks noChangeArrowheads="1" noChangeAspect="1"/>
+                          </pic:cNvPicPr>
+                        </pic:nvPicPr>
+                        <pic:blipFill>
+                          <a:blip r:embed="rId101"/>
+                          <a:stretch>
+                            <a:fillRect/>
+                          </a:stretch>
+                        </pic:blipFill>
+                        <pic:spPr bwMode="auto">
+                          <a:xfrm>
+                            <a:off x="0" y="0"/>
+                            <a:ext cx="5930900" cy="3389085"/>
+                          </a:xfrm>
+                          <a:prstGeom prst="rect">
+                            <a:avLst/>
+                          </a:prstGeom>
+                          <a:noFill/>
+                          <a:ln w="9525">
+                            <a:noFill/>
+                            <a:headEnd/>
+                            <a:tailEnd/>
+                          </a:ln>
+                        </pic:spPr>
+                      </pic:pic>
+                    </a:graphicData>
+                  </a:graphic>
+                </wp:inline>
+              </w:drawing>
+            </w:r>
+            <w:r>
+              <w:t xml:space="preserve"> </w:t>
+            </w:r>
+            <w:r>
+              <w:t xml:space="preserve">{#fig-orginorg4}</w:t>
+            </w:r>
+          </w:p>
+          <w:bookmarkStart w:id="105" w:name="agite-antes-de-usar-5"/>
           <w:p>
             <w:pPr>
               <w:pStyle w:val="Heading4"/>
@@ -11196,7 +11239,7 @@
             <w:pPr>
               <w:pStyle w:val="BodyText"/>
             </w:pPr>
-            <w:bookmarkStart w:id="107" w:name="eq-R_t"/>
+            <w:bookmarkStart w:id="104" w:name="eq-R_t"/>
             <m:oMathPara>
               <m:oMathParaPr>
                 <m:jc m:val="center"/>
@@ -11263,7 +11306,7 @@
                 </m:d>
               </m:oMath>
             </m:oMathPara>
-            <w:bookmarkEnd w:id="107"/>
+            <w:bookmarkEnd w:id="104"/>
           </w:p>
           <w:p>
             <w:pPr>
@@ -12032,7 +12075,7 @@
         </w:tc>
       </w:tr>
     </w:tbl>
-    <w:bookmarkEnd w:id="108"/>
+    <w:bookmarkEnd w:id="105"/>
     <w:tbl>
       <w:tblPr>
         <w:tblStyle w:val="Table"/>
@@ -12079,18 +12122,18 @@
                 <wp:inline>
                   <wp:extent cx="415163" cy="431261"/>
                   <wp:effectExtent b="0" l="0" r="0" t="0"/>
-                  <wp:docPr descr="" title="" id="109" name="Picture"/>
+                  <wp:docPr descr="" title="" id="106" name="Picture"/>
                   <a:graphic>
                     <a:graphicData uri="http://schemas.openxmlformats.org/drawingml/2006/picture">
                       <pic:pic>
                         <pic:nvPicPr>
-                          <pic:cNvPr descr="figuras/icons/fruto_bg.png" id="110" name="Picture"/>
+                          <pic:cNvPr descr="figuras/icons/fruto_bg.png" id="107" name="Picture"/>
                           <pic:cNvPicPr>
                             <a:picLocks noChangeArrowheads="1" noChangeAspect="1"/>
                           </pic:cNvPicPr>
                         </pic:nvPicPr>
                         <pic:blipFill>
-                          <a:blip r:embed="rId59"/>
+                          <a:blip r:embed="rId60"/>
                           <a:stretch>
                             <a:fillRect/>
                           </a:stretch>
@@ -12243,18 +12286,18 @@
                 <wp:inline>
                   <wp:extent cx="415163" cy="483310"/>
                   <wp:effectExtent b="0" l="0" r="0" t="0"/>
-                  <wp:docPr descr="" title="" id="111" name="Picture"/>
+                  <wp:docPr descr="" title="" id="108" name="Picture"/>
                   <a:graphic>
                     <a:graphicData uri="http://schemas.openxmlformats.org/drawingml/2006/picture">
                       <pic:pic>
                         <pic:nvPicPr>
-                          <pic:cNvPr descr="figuras/icons/semente_bg.png" id="112" name="Picture"/>
+                          <pic:cNvPr descr="figuras/icons/semente_bg.png" id="109" name="Picture"/>
                           <pic:cNvPicPr>
                             <a:picLocks noChangeArrowheads="1" noChangeAspect="1"/>
                           </pic:cNvPicPr>
                         </pic:nvPicPr>
                         <pic:blipFill>
-                          <a:blip r:embed="rId62"/>
+                          <a:blip r:embed="rId63"/>
                           <a:stretch>
                             <a:fillRect/>
                           </a:stretch>
@@ -12343,14 +12386,16 @@
             <w:r>
               <w:t xml:space="preserve"> </w:t>
             </w:r>
-            <w:hyperlink w:anchor="fig-orginorg4">
-              <w:r>
-                <w:rPr>
-                  <w:rStyle w:val="Hyperlink"/>
-                </w:rPr>
-                <w:t xml:space="preserve">Figura 3.4</w:t>
-              </w:r>
-            </w:hyperlink>
+            <w:r>
+              <w:rPr>
+                <w:b/>
+                <w:bCs/>
+              </w:rPr>
+              <w:t xml:space="preserve">?@fig-orginorg4</w:t>
+            </w:r>
+            <w:r>
+              <w:t xml:space="preserve"> </w:t>
+            </w:r>
             <w:r>
               <w:t xml:space="preserve">. A lógica do código é escolher uma reação, calcular uma evolução, gerar partículas, e animar.</w:t>
             </w:r>
@@ -13712,8 +13757,8 @@
         <w:br w:type="page"/>
       </w:r>
     </w:p>
-    <w:bookmarkEnd w:id="113"/>
-    <w:bookmarkStart w:id="167" w:name="Xe62c231393de7273d0cc1d78648369eb1bf3cb7"/>
+    <w:bookmarkEnd w:id="110"/>
+    <w:bookmarkStart w:id="164" w:name="Xe62c231393de7273d0cc1d78648369eb1bf3cb7"/>
     <w:p>
       <w:pPr>
         <w:pStyle w:val="Heading1"/>
@@ -13768,18 +13813,18 @@
                 <wp:inline>
                   <wp:extent cx="415163" cy="591954"/>
                   <wp:effectExtent b="0" l="0" r="0" t="0"/>
-                  <wp:docPr descr="" title="" id="114" name="Picture"/>
+                  <wp:docPr descr="" title="" id="111" name="Picture"/>
                   <a:graphic>
                     <a:graphicData uri="http://schemas.openxmlformats.org/drawingml/2006/picture">
                       <pic:pic>
                         <pic:nvPicPr>
-                          <pic:cNvPr descr="figuras/icons/tronco_bg.png" id="115" name="Picture"/>
+                          <pic:cNvPr descr="figuras/icons/tronco_bg.png" id="112" name="Picture"/>
                           <pic:cNvPicPr>
                             <a:picLocks noChangeArrowheads="1" noChangeAspect="1"/>
                           </pic:cNvPicPr>
                         </pic:nvPicPr>
                         <pic:blipFill>
-                          <a:blip r:embed="rId22"/>
+                          <a:blip r:embed="rId23"/>
                           <a:stretch>
                             <a:fillRect/>
                           </a:stretch>
@@ -13993,7 +14038,7 @@
             <w:tr>
               <w:tc>
                 <w:tcPr/>
-                <w:bookmarkStart w:id="119" w:name="fig-gizz_ambEletroq"/>
+                <w:bookmarkStart w:id="116" w:name="fig-gizz_ambEletroq"/>
                 <w:p>
                   <w:pPr>
                     <w:pStyle w:val="Compact"/>
@@ -14004,18 +14049,18 @@
                       <wp:inline>
                         <wp:extent cx="5930900" cy="4579367"/>
                         <wp:effectExtent b="0" l="0" r="0" t="0"/>
-                        <wp:docPr descr="" title="" id="117" name="Picture"/>
+                        <wp:docPr descr="" title="" id="114" name="Picture"/>
                         <a:graphic>
                           <a:graphicData uri="http://schemas.openxmlformats.org/drawingml/2006/picture">
                             <pic:pic>
                               <pic:nvPicPr>
-                                <pic:cNvPr descr="figuras/gizz_ambEletroq.png" id="118" name="Picture"/>
+                                <pic:cNvPr descr="figuras/gizz_ambEletroq.png" id="115" name="Picture"/>
                                 <pic:cNvPicPr>
                                   <a:picLocks noChangeArrowheads="1" noChangeAspect="1"/>
                                 </pic:cNvPicPr>
                               </pic:nvPicPr>
                               <pic:blipFill>
-                                <a:blip r:embed="rId116"/>
+                                <a:blip r:embed="rId113"/>
                                 <a:stretch>
                                   <a:fillRect/>
                                 </a:stretch>
@@ -14055,7 +14100,7 @@
                     <w:t xml:space="preserve">Figura 4.1: Metais oxidam, elétrons circulam, íons se movem, e a água conduz.</w:t>
                   </w:r>
                 </w:p>
-                <w:bookmarkEnd w:id="119"/>
+                <w:bookmarkEnd w:id="116"/>
               </w:tc>
             </w:tr>
           </w:tbl>
@@ -14116,18 +14161,18 @@
                 <wp:inline>
                   <wp:extent cx="415163" cy="343322"/>
                   <wp:effectExtent b="0" l="0" r="0" t="0"/>
-                  <wp:docPr descr="" title="" id="120" name="Picture"/>
+                  <wp:docPr descr="" title="" id="117" name="Picture"/>
                   <a:graphic>
                     <a:graphicData uri="http://schemas.openxmlformats.org/drawingml/2006/picture">
                       <pic:pic>
                         <pic:nvPicPr>
-                          <pic:cNvPr descr="figuras/icons/ramo_bg.png" id="121" name="Picture"/>
+                          <pic:cNvPr descr="figuras/icons/ramo_bg.png" id="118" name="Picture"/>
                           <pic:cNvPicPr>
                             <a:picLocks noChangeArrowheads="1" noChangeAspect="1"/>
                           </pic:cNvPicPr>
                         </pic:nvPicPr>
                         <pic:blipFill>
-                          <a:blip r:embed="rId29"/>
+                          <a:blip r:embed="rId30"/>
                           <a:stretch>
                             <a:fillRect/>
                           </a:stretch>
@@ -14207,7 +14252,7 @@
             <w:tr>
               <w:tc>
                 <w:tcPr/>
-                <w:bookmarkStart w:id="126" w:name="fig-ambEletroq"/>
+                <w:bookmarkStart w:id="123" w:name="fig-ambEletroq"/>
                 <w:p>
                   <w:pPr>
                     <w:pStyle w:val="Compact"/>
@@ -14218,18 +14263,18 @@
                       <wp:inline>
                         <wp:extent cx="5930900" cy="3474590"/>
                         <wp:effectExtent b="0" l="0" r="0" t="0"/>
-                        <wp:docPr descr="" title="" id="123" name="Picture"/>
+                        <wp:docPr descr="" title="" id="120" name="Picture"/>
                         <a:graphic>
                           <a:graphicData uri="http://schemas.openxmlformats.org/drawingml/2006/picture">
                             <pic:pic>
                               <pic:nvPicPr>
-                                <pic:cNvPr descr="figuras/ambEletroq.png" id="124" name="Picture"/>
+                                <pic:cNvPr descr="figuras/ambEletroq_q.png" id="121" name="Picture"/>
                                 <pic:cNvPicPr>
                                   <a:picLocks noChangeArrowheads="1" noChangeAspect="1"/>
                                 </pic:cNvPicPr>
                               </pic:nvPicPr>
                               <pic:blipFill>
-                                <a:blip r:embed="rId122"/>
+                                <a:blip r:embed="rId119"/>
                                 <a:stretch>
                                   <a:fillRect/>
                                 </a:stretch>
@@ -14271,7 +14316,7 @@
                   <w:r>
                     <w:t xml:space="preserve"> </w:t>
                   </w:r>
-                  <w:hyperlink r:id="rId125">
+                  <w:hyperlink r:id="rId122">
                     <w:r>
                       <w:rPr>
                         <w:rStyle w:val="Hyperlink"/>
@@ -14302,7 +14347,7 @@
                     <w:t xml:space="preserve">em nova aba.</w:t>
                   </w:r>
                 </w:p>
-                <w:bookmarkEnd w:id="126"/>
+                <w:bookmarkEnd w:id="123"/>
               </w:tc>
             </w:tr>
           </w:tbl>
@@ -14329,7 +14374,7 @@
               <w:t xml:space="preserve">gerada entre eles, e mostrando como a condutividade de uma solução depende da concentração de íons. O gráfico resultante também mostra que essa relação não depende apenas da concentração, sendo influenciada também por grau de dissociação, mobilidade dos íons, e temperatura da solução. Assim, duas soluções com a mesma concentração podem conduzir corrente de formas diferentes.</w:t>
             </w:r>
           </w:p>
-          <w:bookmarkStart w:id="132" w:name="agite-antes-de-usar-6"/>
+          <w:bookmarkStart w:id="129" w:name="agite-antes-de-usar-6"/>
           <w:p>
             <w:pPr>
               <w:pStyle w:val="Heading4"/>
@@ -16007,7 +16052,7 @@
             <w:tr>
               <w:tc>
                 <w:tcPr/>
-                <w:bookmarkStart w:id="131" w:name="fig-ambEletroq2"/>
+                <w:bookmarkStart w:id="128" w:name="fig-ambEletroq2"/>
                 <w:p>
                   <w:pPr>
                     <w:pStyle w:val="Compact"/>
@@ -16018,18 +16063,18 @@
                       <wp:inline>
                         <wp:extent cx="5930900" cy="3563050"/>
                         <wp:effectExtent b="0" l="0" r="0" t="0"/>
-                        <wp:docPr descr="" title="" id="128" name="Picture"/>
+                        <wp:docPr descr="" title="" id="125" name="Picture"/>
                         <a:graphic>
                           <a:graphicData uri="http://schemas.openxmlformats.org/drawingml/2006/picture">
                             <pic:pic>
                               <pic:nvPicPr>
-                                <pic:cNvPr descr="figuras/ambEletroq2.png" id="129" name="Picture"/>
+                                <pic:cNvPr descr="figuras/ambEletroq2_q.png" id="126" name="Picture"/>
                                 <pic:cNvPicPr>
                                   <a:picLocks noChangeArrowheads="1" noChangeAspect="1"/>
                                 </pic:cNvPicPr>
                               </pic:nvPicPr>
                               <pic:blipFill>
-                                <a:blip r:embed="rId127"/>
+                                <a:blip r:embed="rId124"/>
                                 <a:stretch>
                                   <a:fillRect/>
                                 </a:stretch>
@@ -16071,7 +16116,7 @@
                   <w:r>
                     <w:t xml:space="preserve"> </w:t>
                   </w:r>
-                  <w:hyperlink r:id="rId130">
+                  <w:hyperlink r:id="rId127">
                     <w:r>
                       <w:rPr>
                         <w:rStyle w:val="Hyperlink"/>
@@ -16102,7 +16147,7 @@
                     <w:t xml:space="preserve">em nova aba.</w:t>
                   </w:r>
                 </w:p>
-                <w:bookmarkEnd w:id="131"/>
+                <w:bookmarkEnd w:id="128"/>
               </w:tc>
             </w:tr>
           </w:tbl>
@@ -16205,8 +16250,8 @@
               <w:t xml:space="preserve">de redução para os metais. Metais com potenciais mais negativos tendem a se oxidar com mais facilidade quando combinados com metais de potencial mais positivos, gerando a diferença de potencial vista na pilha.</w:t>
             </w:r>
           </w:p>
-          <w:bookmarkEnd w:id="132"/>
-          <w:bookmarkStart w:id="135" w:name="agite-antes-de-usar-7"/>
+          <w:bookmarkEnd w:id="129"/>
+          <w:bookmarkStart w:id="132" w:name="agite-antes-de-usar-7"/>
           <w:p>
             <w:pPr>
               <w:pStyle w:val="Heading4"/>
@@ -16688,7 +16733,7 @@
             <w:pPr>
               <w:pStyle w:val="BodyText"/>
             </w:pPr>
-            <w:bookmarkStart w:id="133" w:name="eq-E0"/>
+            <w:bookmarkStart w:id="130" w:name="eq-E0"/>
             <m:oMathPara>
               <m:oMathParaPr>
                 <m:jc m:val="center"/>
@@ -16778,7 +16823,7 @@
                 </m:d>
               </m:oMath>
             </m:oMathPara>
-            <w:bookmarkEnd w:id="133"/>
+            <w:bookmarkEnd w:id="130"/>
           </w:p>
           <w:p>
             <w:pPr>
@@ -17383,7 +17428,7 @@
             <w:pPr>
               <w:pStyle w:val="BodyText"/>
             </w:pPr>
-            <w:bookmarkStart w:id="134" w:name="eq-nernst"/>
+            <w:bookmarkStart w:id="131" w:name="eq-nernst"/>
             <m:oMathPara>
               <m:oMathParaPr>
                 <m:jc m:val="center"/>
@@ -17464,7 +17509,7 @@
                 </m:d>
               </m:oMath>
             </m:oMathPara>
-            <w:bookmarkEnd w:id="134"/>
+            <w:bookmarkEnd w:id="131"/>
           </w:p>
           <w:p>
             <w:pPr>
@@ -18356,7 +18401,7 @@
         </w:tc>
       </w:tr>
     </w:tbl>
-    <w:bookmarkEnd w:id="135"/>
+    <w:bookmarkEnd w:id="132"/>
     <w:p>
       <w:r>
         <w:pict>
@@ -18410,18 +18455,18 @@
                 <wp:inline>
                   <wp:extent cx="415163" cy="536371"/>
                   <wp:effectExtent b="0" l="0" r="0" t="0"/>
-                  <wp:docPr descr="" title="" id="136" name="Picture"/>
+                  <wp:docPr descr="" title="" id="133" name="Picture"/>
                   <a:graphic>
                     <a:graphicData uri="http://schemas.openxmlformats.org/drawingml/2006/picture">
                       <pic:pic>
                         <pic:nvPicPr>
-                          <pic:cNvPr descr="figuras/icons/folha_bg.png" id="137" name="Picture"/>
+                          <pic:cNvPr descr="figuras/icons/folha_bg.png" id="134" name="Picture"/>
                           <pic:cNvPicPr>
                             <a:picLocks noChangeArrowheads="1" noChangeAspect="1"/>
                           </pic:cNvPicPr>
                         </pic:nvPicPr>
                         <pic:blipFill>
-                          <a:blip r:embed="rId38"/>
+                          <a:blip r:embed="rId39"/>
                           <a:stretch>
                             <a:fillRect/>
                           </a:stretch>
@@ -18586,7 +18631,7 @@
             <w:tr>
               <w:tc>
                 <w:tcPr/>
-                <w:bookmarkStart w:id="142" w:name="fig-ambEletroq3"/>
+                <w:bookmarkStart w:id="139" w:name="fig-ambEletroq3"/>
                 <w:p>
                   <w:pPr>
                     <w:pStyle w:val="Compact"/>
@@ -18597,18 +18642,18 @@
                       <wp:inline>
                         <wp:extent cx="5930900" cy="3512325"/>
                         <wp:effectExtent b="0" l="0" r="0" t="0"/>
-                        <wp:docPr descr="" title="" id="139" name="Picture"/>
+                        <wp:docPr descr="" title="" id="136" name="Picture"/>
                         <a:graphic>
                           <a:graphicData uri="http://schemas.openxmlformats.org/drawingml/2006/picture">
                             <pic:pic>
                               <pic:nvPicPr>
-                                <pic:cNvPr descr="figuras/ambEletroq3.png" id="140" name="Picture"/>
+                                <pic:cNvPr descr="figuras/ambEletroq3_q.png" id="137" name="Picture"/>
                                 <pic:cNvPicPr>
                                   <a:picLocks noChangeArrowheads="1" noChangeAspect="1"/>
                                 </pic:cNvPicPr>
                               </pic:nvPicPr>
                               <pic:blipFill>
-                                <a:blip r:embed="rId138"/>
+                                <a:blip r:embed="rId135"/>
                                 <a:stretch>
                                   <a:fillRect/>
                                 </a:stretch>
@@ -18650,7 +18695,7 @@
                   <w:r>
                     <w:t xml:space="preserve"> </w:t>
                   </w:r>
-                  <w:hyperlink r:id="rId141">
+                  <w:hyperlink r:id="rId138">
                     <w:r>
                       <w:rPr>
                         <w:rStyle w:val="Hyperlink"/>
@@ -18681,7 +18726,7 @@
                     <w:t xml:space="preserve">em nova aba.</w:t>
                   </w:r>
                 </w:p>
-                <w:bookmarkEnd w:id="142"/>
+                <w:bookmarkEnd w:id="139"/>
               </w:tc>
             </w:tr>
           </w:tbl>
@@ -18702,7 +18747,7 @@
               <w:t xml:space="preserve">, a corrosão é uma reação eletroquímica que ocorre no ambiente. O script acima simula a corrosão de diferentes metais em diferentes ambientes. A corrosão aparece como um índice acumulado ao longo do tempo, ao mesmo tempo em que um gráfico mostra a massa relativa remanescente do metal. Quanto mais a corrosão avança, menos metal permanece disponível. O gráfico mostra duas curvas complementares. A primeira representa o avanço da corrosão e a segunda, a massa relativa do metal que ainda resta. Isso ajuda a perceber que corrosão é um processo acumulativo.</w:t>
             </w:r>
           </w:p>
-          <w:bookmarkStart w:id="143" w:name="agite-antes-de-usar-8"/>
+          <w:bookmarkStart w:id="140" w:name="agite-antes-de-usar-8"/>
           <w:p>
             <w:pPr>
               <w:pStyle w:val="Heading4"/>
@@ -20223,7 +20268,7 @@
         </w:tc>
       </w:tr>
     </w:tbl>
-    <w:bookmarkEnd w:id="143"/>
+    <w:bookmarkEnd w:id="140"/>
     <w:p>
       <w:r>
         <w:pict>
@@ -20277,18 +20322,18 @@
                 <wp:inline>
                   <wp:extent cx="415163" cy="542466"/>
                   <wp:effectExtent b="0" l="0" r="0" t="0"/>
-                  <wp:docPr descr="" title="" id="144" name="Picture"/>
+                  <wp:docPr descr="" title="" id="141" name="Picture"/>
                   <a:graphic>
                     <a:graphicData uri="http://schemas.openxmlformats.org/drawingml/2006/picture">
                       <pic:pic>
                         <pic:nvPicPr>
-                          <pic:cNvPr descr="figuras/icons/galho_bg.png" id="145" name="Picture"/>
+                          <pic:cNvPr descr="figuras/icons/galho_bg.png" id="142" name="Picture"/>
                           <pic:cNvPicPr>
                             <a:picLocks noChangeArrowheads="1" noChangeAspect="1"/>
                           </pic:cNvPicPr>
                         </pic:nvPicPr>
                         <pic:blipFill>
-                          <a:blip r:embed="rId47"/>
+                          <a:blip r:embed="rId48"/>
                           <a:stretch>
                             <a:fillRect/>
                           </a:stretch>
@@ -20415,7 +20460,7 @@
             <w:tr>
               <w:tc>
                 <w:tcPr/>
-                <w:bookmarkStart w:id="150" w:name="fig-ambEletroq4"/>
+                <w:bookmarkStart w:id="147" w:name="fig-ambEletroq4"/>
                 <w:p>
                   <w:pPr>
                     <w:pStyle w:val="Compact"/>
@@ -20426,18 +20471,18 @@
                       <wp:inline>
                         <wp:extent cx="5930900" cy="3514334"/>
                         <wp:effectExtent b="0" l="0" r="0" t="0"/>
-                        <wp:docPr descr="" title="" id="147" name="Picture"/>
+                        <wp:docPr descr="" title="" id="144" name="Picture"/>
                         <a:graphic>
                           <a:graphicData uri="http://schemas.openxmlformats.org/drawingml/2006/picture">
                             <pic:pic>
                               <pic:nvPicPr>
-                                <pic:cNvPr descr="figuras/ambEletroq4.png" id="148" name="Picture"/>
+                                <pic:cNvPr descr="figuras/ambEletroq4_q.png" id="145" name="Picture"/>
                                 <pic:cNvPicPr>
                                   <a:picLocks noChangeArrowheads="1" noChangeAspect="1"/>
                                 </pic:cNvPicPr>
                               </pic:nvPicPr>
                               <pic:blipFill>
-                                <a:blip r:embed="rId146"/>
+                                <a:blip r:embed="rId143"/>
                                 <a:stretch>
                                   <a:fillRect/>
                                 </a:stretch>
@@ -20479,7 +20524,7 @@
                   <w:r>
                     <w:t xml:space="preserve"> </w:t>
                   </w:r>
-                  <w:hyperlink r:id="rId149">
+                  <w:hyperlink r:id="rId146">
                     <w:r>
                       <w:rPr>
                         <w:rStyle w:val="Hyperlink"/>
@@ -20510,7 +20555,7 @@
                     <w:t xml:space="preserve">em nova aba.</w:t>
                   </w:r>
                 </w:p>
-                <w:bookmarkEnd w:id="150"/>
+                <w:bookmarkEnd w:id="147"/>
               </w:tc>
             </w:tr>
           </w:tbl>
@@ -20531,7 +20576,7 @@
               <w:t xml:space="preserve">. O bacana aqui é que o gráfico agora também é um sensor ! Na animação, a curva não aparece toda de uma vez, mas é construída ponto por ponto, como se um sensor estivesse registrando novas leituras.</w:t>
             </w:r>
           </w:p>
-          <w:bookmarkStart w:id="151" w:name="agite-antes-de-usar-9"/>
+          <w:bookmarkStart w:id="148" w:name="agite-antes-de-usar-9"/>
           <w:p>
             <w:pPr>
               <w:pStyle w:val="Heading4"/>
@@ -21703,7 +21748,7 @@
         </w:tc>
       </w:tr>
     </w:tbl>
-    <w:bookmarkEnd w:id="151"/>
+    <w:bookmarkEnd w:id="148"/>
     <w:p>
       <w:r>
         <w:pict>
@@ -21757,18 +21802,18 @@
                 <wp:inline>
                   <wp:extent cx="593090" cy="572116"/>
                   <wp:effectExtent b="0" l="0" r="0" t="0"/>
-                  <wp:docPr descr="" title="" id="152" name="Picture"/>
+                  <wp:docPr descr="" title="" id="149" name="Picture"/>
                   <a:graphic>
                     <a:graphicData uri="http://schemas.openxmlformats.org/drawingml/2006/picture">
                       <pic:pic>
                         <pic:nvPicPr>
-                          <pic:cNvPr descr="figuras/icons/flor_bg.png" id="153" name="Picture"/>
+                          <pic:cNvPr descr="figuras/icons/flor_bg.png" id="150" name="Picture"/>
                           <pic:cNvPicPr>
                             <a:picLocks noChangeArrowheads="1" noChangeAspect="1"/>
                           </pic:cNvPicPr>
                         </pic:nvPicPr>
                         <pic:blipFill>
-                          <a:blip r:embed="rId50"/>
+                          <a:blip r:embed="rId51"/>
                           <a:stretch>
                             <a:fillRect/>
                           </a:stretch>
@@ -21868,7 +21913,7 @@
             <w:tr>
               <w:tc>
                 <w:tcPr/>
-                <w:bookmarkStart w:id="158" w:name="fig-ambEletroq6b"/>
+                <w:bookmarkStart w:id="155" w:name="fig-ambEletroq6b"/>
                 <w:p>
                   <w:pPr>
                     <w:pStyle w:val="Compact"/>
@@ -21879,18 +21924,18 @@
                       <wp:inline>
                         <wp:extent cx="5930900" cy="3339436"/>
                         <wp:effectExtent b="0" l="0" r="0" t="0"/>
-                        <wp:docPr descr="" title="" id="155" name="Picture"/>
+                        <wp:docPr descr="" title="" id="152" name="Picture"/>
                         <a:graphic>
                           <a:graphicData uri="http://schemas.openxmlformats.org/drawingml/2006/picture">
                             <pic:pic>
                               <pic:nvPicPr>
-                                <pic:cNvPr descr="figuras/ambEletroq6b.png" id="156" name="Picture"/>
+                                <pic:cNvPr descr="figuras/ambEletroq6b_q.png" id="153" name="Picture"/>
                                 <pic:cNvPicPr>
                                   <a:picLocks noChangeArrowheads="1" noChangeAspect="1"/>
                                 </pic:cNvPicPr>
                               </pic:nvPicPr>
                               <pic:blipFill>
-                                <a:blip r:embed="rId154"/>
+                                <a:blip r:embed="rId151"/>
                                 <a:stretch>
                                   <a:fillRect/>
                                 </a:stretch>
@@ -21932,7 +21977,7 @@
                   <w:r>
                     <w:t xml:space="preserve"> </w:t>
                   </w:r>
-                  <w:hyperlink r:id="rId157">
+                  <w:hyperlink r:id="rId154">
                     <w:r>
                       <w:rPr>
                         <w:rStyle w:val="Hyperlink"/>
@@ -21947,7 +21992,7 @@
                     <w:t xml:space="preserve">para abrir em nova aba.</w:t>
                   </w:r>
                 </w:p>
-                <w:bookmarkEnd w:id="158"/>
+                <w:bookmarkEnd w:id="155"/>
               </w:tc>
             </w:tr>
           </w:tbl>
@@ -21968,7 +22013,7 @@
               <w:t xml:space="preserve">.</w:t>
             </w:r>
           </w:p>
-          <w:bookmarkStart w:id="159" w:name="agite-antes-de-usar-10"/>
+          <w:bookmarkStart w:id="156" w:name="agite-antes-de-usar-10"/>
           <w:p>
             <w:pPr>
               <w:pStyle w:val="Heading4"/>
@@ -23314,7 +23359,7 @@
         </w:tc>
       </w:tr>
     </w:tbl>
-    <w:bookmarkEnd w:id="159"/>
+    <w:bookmarkEnd w:id="156"/>
     <w:p>
       <w:r>
         <w:pict>
@@ -23368,18 +23413,18 @@
                 <wp:inline>
                   <wp:extent cx="415163" cy="431261"/>
                   <wp:effectExtent b="0" l="0" r="0" t="0"/>
-                  <wp:docPr descr="" title="" id="160" name="Picture"/>
+                  <wp:docPr descr="" title="" id="157" name="Picture"/>
                   <a:graphic>
                     <a:graphicData uri="http://schemas.openxmlformats.org/drawingml/2006/picture">
                       <pic:pic>
                         <pic:nvPicPr>
-                          <pic:cNvPr descr="figuras/icons/fruto_bg.png" id="161" name="Picture"/>
+                          <pic:cNvPr descr="figuras/icons/fruto_bg.png" id="158" name="Picture"/>
                           <pic:cNvPicPr>
                             <a:picLocks noChangeArrowheads="1" noChangeAspect="1"/>
                           </pic:cNvPicPr>
                         </pic:nvPicPr>
                         <pic:blipFill>
-                          <a:blip r:embed="rId59"/>
+                          <a:blip r:embed="rId60"/>
                           <a:stretch>
                             <a:fillRect/>
                           </a:stretch>
@@ -23506,18 +23551,18 @@
                 <wp:inline>
                   <wp:extent cx="415163" cy="483310"/>
                   <wp:effectExtent b="0" l="0" r="0" t="0"/>
-                  <wp:docPr descr="" title="" id="162" name="Picture"/>
+                  <wp:docPr descr="" title="" id="159" name="Picture"/>
                   <a:graphic>
                     <a:graphicData uri="http://schemas.openxmlformats.org/drawingml/2006/picture">
                       <pic:pic>
                         <pic:nvPicPr>
-                          <pic:cNvPr descr="figuras/icons/semente_bg.png" id="163" name="Picture"/>
+                          <pic:cNvPr descr="figuras/icons/semente_bg.png" id="160" name="Picture"/>
                           <pic:cNvPicPr>
                             <a:picLocks noChangeArrowheads="1" noChangeAspect="1"/>
                           </pic:cNvPicPr>
                         </pic:nvPicPr>
                         <pic:blipFill>
-                          <a:blip r:embed="rId62"/>
+                          <a:blip r:embed="rId63"/>
                           <a:stretch>
                             <a:fillRect/>
                           </a:stretch>
@@ -23687,7 +23732,7 @@
             <w:pPr>
               <w:pStyle w:val="BodyText"/>
             </w:pPr>
-            <w:hyperlink r:id="rId164">
+            <w:hyperlink r:id="rId161">
               <w:r>
                 <w:rPr>
                   <w:rStyle w:val="Hyperlink"/>
@@ -23891,7 +23936,7 @@
             <w:r>
               <w:t xml:space="preserve"> </w:t>
             </w:r>
-            <w:hyperlink r:id="rId165">
+            <w:hyperlink r:id="rId162">
               <w:r>
                 <w:rPr>
                   <w:rStyle w:val="Hyperlink"/>
@@ -23903,7 +23948,7 @@
               <w:t xml:space="preserve">.</w:t>
             </w:r>
           </w:p>
-          <w:bookmarkStart w:id="166" w:name="estrutura-de-js"/>
+          <w:bookmarkStart w:id="163" w:name="estrutura-de-js"/>
           <w:p>
             <w:pPr>
               <w:pStyle w:val="Heading2"/>
@@ -24428,7 +24473,7 @@
         </w:tc>
       </w:tr>
     </w:tbl>
-    <w:bookmarkEnd w:id="166"/>
+    <w:bookmarkEnd w:id="163"/>
     <w:p>
       <w:r>
         <w:br w:type="page"/>
@@ -24439,7 +24484,7 @@
         <w:br w:type="page"/>
       </w:r>
     </w:p>
-    <w:bookmarkEnd w:id="167"/>
+    <w:bookmarkEnd w:id="164"/>
     <w:sectPr>
       <w:headerReference r:id="rId9" w:type="default"/>
       <w:type w:val="nextPage"/>
